--- a/sample-packs/Sir Ben/Grade 5 - Mathematics - Term 2 Week 6 - Measuring area with the school court/Lesson plan.docx
+++ b/sample-packs/Sir Ben/Grade 5 - Mathematics - Term 2 Week 6 - Measuring area with the school court/Lesson plan.docx
@@ -17,15 +17,6 @@
           <w:sz w:val="20"/>
         </w:rPr>
         <w:t xml:space="preserve">Shared by Sir Ben (fictional placeholder teacher).</w:t>
-      </w:r>
-    </w:p>
-    <w:p>
-      <w:r>
-        <w:rPr>
-          <w:i/>
-          <w:sz w:val="20"/>
-        </w:rPr>
-        <w:t xml:space="preserve">Fictional placeholder made by the CherIt team for a hackathon demonstration.</w:t>
       </w:r>
     </w:p>
     <w:p>
